--- a/20241422_穆弈涵_实验一_嵌入式开发基础.docx
+++ b/20241422_穆弈涵_实验一_嵌入式开发基础.docx
@@ -5371,6 +5371,12 @@
         <w:t>。</w:t>
       </w:r>
       <w:r>
+        <w:rPr>
+          <w:rFonts w:hint="eastAsia"/>
+        </w:rPr>
+        <w:t>其中会话密钥 k 为 16 字节，此处以其 32 字符十六进制文本形式封装进 KC，故 KC 为 139 B（直接封装 16 字节原始密钥时为 123 B，见 2.3.2 实测）。</w:t>
+      </w:r>
+      <w:r>
         <w:t xml:space="preserve"> Bob </w:t>
       </w:r>
       <w:r>
@@ -6380,7 +6386,7 @@
         <w:rPr>
           <w:rFonts w:hint="eastAsia"/>
         </w:rPr>
-        <w:t>），算法本身一致。</w:t>
+        <w:t>），算法本身一致。两者封装进 KC 的均为 k 的 32 字符十六进制文本（非 16 字节原始密钥）。</w:t>
       </w:r>
     </w:p>
     <w:p>
@@ -6857,7 +6863,7 @@
         <w:rPr>
           <w:rFonts w:hint="eastAsia"/>
         </w:rPr>
-        <w:t>回填链接），按项留痕完整。</w:t>
+        <w:t>回填链接，即图13），按项留痕完整；其后报告定稿与格式转换另提交若干次，仓库现累计 16 条。</w:t>
       </w:r>
     </w:p>
     <w:p>
